--- a/rapports/2026-06-06/EQ26/EQ26_sup_v2/DR_091201010013/98-96-59-28.docx
+++ b/rapports/2026-06-06/EQ26/EQ26_sup_v2/DR_091201010013/98-96-59-28.docx
@@ -297,7 +297,7 @@
           <w:color w:val="1F6FEB"/>
           <w:sz w:val="22"/>
         </w:rPr>
-        <w:t>⚠ INCOHÉRENCES À CORRIGER (153)</w:t>
+        <w:t>⚠ INCOHÉRENCES À CORRIGER (147)</w:t>
       </w:r>
     </w:p>
     <w:tbl>
@@ -2015,7 +2015,7 @@
                 <w:i w:val="0"/>
                 <w:sz w:val="17"/>
               </w:rPr>
-              <w:t>Incohérence!!! seulement les écoles privées paient les frais de scolarité (y compris les frais d'inscription).</w:t>
+              <w:t>Incohérent!! Le niveau d'instruction déclaré par l'un des enfants (Secondaire 1er cycle) au niveau de la section 1 de FATOU NGOM diffère de celui donné par FATOU NGOM lui-même qui affirme ne pas avoir frequenté l'école formelle.</w:t>
             </w:r>
           </w:p>
         </w:tc>
@@ -2138,7 +2138,7 @@
                 <w:i w:val="0"/>
                 <w:sz w:val="16"/>
               </w:rPr>
-              <w:t>S02</w:t>
+              <w:t>S07</w:t>
               <w:br/>
             </w:r>
             <w:r>
@@ -2148,7 +2148,7 @@
                 <w:color w:val="64748B"/>
                 <w:sz w:val="14"/>
               </w:rPr>
-              <w:t>Éducation</w:t>
+              <w:t>Consommation alimentaire</w:t>
             </w:r>
           </w:p>
         </w:tc>
@@ -2164,7 +2164,7 @@
                 <w:color w:val="16A34A"/>
                 <w:sz w:val="16"/>
               </w:rPr>
-              <w:t>—</w:t>
+              <w:t>s00q27, s01q00a, s01q12, s01q13, s02q04, s03q11, s03q12, s01q01</w:t>
             </w:r>
           </w:p>
         </w:tc>
@@ -2195,7 +2195,7 @@
                 <w:i w:val="0"/>
                 <w:sz w:val="17"/>
               </w:rPr>
-              <w:t>Incohérent!! Le niveau d'instruction déclaré par l'un des enfants (Secondaire 1er cycle) au niveau de la section 1 de FATOU NGOM diffère de celui donné par FATOU NGOM lui-même qui affirme ne pas avoir frequenté l'école formelle.</w:t>
+              <w:t>Avertissement!!! Le ménage a consommé 49.5 miche de Moyen de Pain moderne  ce qui semble incoherent pour une consommation aucours des 7 derniers jours, prière de verifier et corriger.</w:t>
             </w:r>
           </w:p>
         </w:tc>
@@ -2285,7 +2285,7 @@
                 <w:i w:val="0"/>
                 <w:sz w:val="17"/>
               </w:rPr>
-              <w:t>Avertissement!!! Le ménage a consommé 49.5 miche de Moyen de Pain moderne  ce qui semble incoherent pour une consommation aucours des 7 derniers jours, prière de verifier et corriger.</w:t>
+              <w:t>Avertissement!!! Le ménage a consommé 60 Sachets industriel de Petit de Eau minérale/filtrée en sachet  ce qui semble incoherent pour une consommation aucours des 7 derniers jours, prière de verifier et corriger.</w:t>
             </w:r>
           </w:p>
         </w:tc>
@@ -2318,7 +2318,7 @@
                 <w:i w:val="0"/>
                 <w:sz w:val="16"/>
               </w:rPr>
-              <w:t>S07</w:t>
+              <w:t>S16</w:t>
               <w:br/>
             </w:r>
             <w:r>
@@ -2328,7 +2328,7 @@
                 <w:color w:val="64748B"/>
                 <w:sz w:val="14"/>
               </w:rPr>
-              <w:t>Consommation alimentaire</w:t>
+              <w:t>Agriculture</w:t>
             </w:r>
           </w:p>
         </w:tc>
@@ -2344,7 +2344,7 @@
                 <w:color w:val="16A34A"/>
                 <w:sz w:val="16"/>
               </w:rPr>
-              <w:t>s00q27, s01q00a, s01q12, s01q13, s02q04, s03q11, s03q12, s01q01</w:t>
+              <w:t>s00q07a, s00q08, s00q10, s00q13_0, s00q15_0, s00q17_0, s00q23a, s00q23b</w:t>
             </w:r>
           </w:p>
         </w:tc>
@@ -2375,7 +2375,7 @@
                 <w:i w:val="0"/>
                 <w:sz w:val="17"/>
               </w:rPr>
-              <w:t>Avertissement!!! Le ménage a consommé 60 Sachets industriel de Petit de Eau minérale/filtrée en sachet  ce qui semble incoherent pour une consommation aucours des 7 derniers jours, prière de verifier et corriger.</w:t>
+              <w:t>La somme des quantités consommées (2390 kg), des quantités offertes (450 kg),  des quantités vendus (0 kg) et des quantités en stock (1700 kg) depasse la quantité totale (2300 kg) que le ménage a eu après la recolte de Mil , prière de corriger cette incoherence.</w:t>
             </w:r>
           </w:p>
         </w:tc>
@@ -2465,7 +2465,7 @@
                 <w:i w:val="0"/>
                 <w:sz w:val="17"/>
               </w:rPr>
-              <w:t>La somme des quantités consommées (2390 kg), des quantités offertes (450 kg),  des quantités vendus (0 kg) et des quantités en stock (1700 kg) depasse la quantité totale (2300 kg) que le ménage a eu après la recolte de Mil , prière de corriger cette incoherence.</w:t>
+              <w:t>La somme des quantités consommées (2390 kg), des quantités offertes (450 kg),  des quantités vendus (0 kg) et des quantités en stock (1700 kg) depasse la quantité totale (400 kg) que le ménage a eu après la recolte de Mil , prière de corriger cette incoherence.</w:t>
             </w:r>
           </w:p>
         </w:tc>
@@ -2555,7 +2555,7 @@
                 <w:i w:val="0"/>
                 <w:sz w:val="17"/>
               </w:rPr>
-              <w:t>La somme des quantités consommées (2390 kg), des quantités offertes (450 kg),  des quantités vendus (0 kg) et des quantités en stock (1700 kg) depasse la quantité totale (400 kg) que le ménage a eu après la recolte de Mil , prière de corriger cette incoherence.</w:t>
+              <w:t>La somme des quantités consommées (3500 kg), des quantités offertes (150 kg),  des quantités vendus (2730 kg) et des quantités en stock (560 kg) depasse la quantité totale (1 kg) que le ménage a eu après la recolte de Arachide , prière de corriger cette incoherence.</w:t>
             </w:r>
           </w:p>
         </w:tc>
@@ -2614,7 +2614,7 @@
                 <w:color w:val="16A34A"/>
                 <w:sz w:val="16"/>
               </w:rPr>
-              <w:t>s00q07a, s00q08, s00q10, s00q13_0, s00q15_0, s00q17_0, s00q23a, s00q23b</w:t>
+              <w:t>s16dq05a, s16dq05c</w:t>
             </w:r>
           </w:p>
         </w:tc>
@@ -2645,7 +2645,7 @@
                 <w:i w:val="0"/>
                 <w:sz w:val="17"/>
               </w:rPr>
-              <w:t>La somme des quantités consommées (3500 kg), des quantités offertes (150 kg),  des quantités vendus (2730 kg) et des quantités en stock (560 kg) depasse la quantité totale (1 kg) que le ménage a eu après la recolte de Arachide , prière de corriger cette incoherence.</w:t>
+              <w:t>La quantité de s16dq05a estimée en Kg est incohérente avec la prise dans la question s16dq05c, prière de bien estimer et mettre la valeur exacte.</w:t>
             </w:r>
           </w:p>
         </w:tc>
@@ -2704,7 +2704,7 @@
                 <w:color w:val="16A34A"/>
                 <w:sz w:val="16"/>
               </w:rPr>
-              <w:t>s16dq05a, s16dq05c</w:t>
+              <w:t>s00q07a, s00q08, s00q10, s00q13_0, s00q15_0, s00q17_0, s00q23a, s00q23b</w:t>
             </w:r>
           </w:p>
         </w:tc>
@@ -2735,7 +2735,7 @@
                 <w:i w:val="0"/>
                 <w:sz w:val="17"/>
               </w:rPr>
-              <w:t>La quantité de s16dq05a estimée en Kg est incohérente avec la prise dans la question s16dq05c, prière de bien estimer et mettre la valeur exacte.</w:t>
+              <w:t>La somme des quantités consommées (3500 kg), des quantités offertes (150 kg),  des quantités vendus (2730 kg) et des quantités en stock (560 kg) depasse la quantité totale (500 kg) que le ménage a eu après la recolte de Arachide , prière de corriger cette incoherence.</w:t>
             </w:r>
           </w:p>
         </w:tc>
@@ -2768,7 +2768,7 @@
                 <w:i w:val="0"/>
                 <w:sz w:val="16"/>
               </w:rPr>
-              <w:t>S16</w:t>
+              <w:t>S20</w:t>
               <w:br/>
             </w:r>
             <w:r>
@@ -2778,7 +2778,7 @@
                 <w:color w:val="64748B"/>
                 <w:sz w:val="14"/>
               </w:rPr>
-              <w:t>Agriculture</w:t>
+              <w:t>Gouvernance / autres</w:t>
             </w:r>
           </w:p>
         </w:tc>
@@ -2794,7 +2794,7 @@
                 <w:color w:val="16A34A"/>
                 <w:sz w:val="16"/>
               </w:rPr>
-              <w:t>s00q07a, s00q08, s00q10, s00q13_0, s00q15_0, s00q17_0, s00q23a, s00q23b</w:t>
+              <w:t>—</w:t>
             </w:r>
           </w:p>
         </w:tc>
@@ -2825,7 +2825,7 @@
                 <w:i w:val="0"/>
                 <w:sz w:val="17"/>
               </w:rPr>
-              <w:t>La somme des quantités consommées (3500 kg), des quantités offertes (150 kg),  des quantités vendus (2730 kg) et des quantités en stock (560 kg) depasse la quantité totale (500 kg) que le ménage a eu après la recolte de Arachide , prière de corriger cette incoherence.</w:t>
+              <w:t>Incohérence détectée ! Le ménage a précédemment déclaré vivre « Bien » ou « Assez bien » selon son revenu en 20A.02.</w:t>
             </w:r>
           </w:p>
         </w:tc>
@@ -2840,10 +2840,10 @@
               <w:rPr>
                 <w:b/>
                 <w:i w:val="0"/>
-                <w:color w:val="DC2626"/>
-                <w:sz w:val="16"/>
-              </w:rPr>
-              <w:t>Haute</w:t>
+                <w:color w:val="EA580C"/>
+                <w:sz w:val="16"/>
+              </w:rPr>
+              <w:t>Moyenne</w:t>
             </w:r>
           </w:p>
         </w:tc>
@@ -2858,7 +2858,7 @@
                 <w:i w:val="0"/>
                 <w:sz w:val="16"/>
               </w:rPr>
-              <w:t>S20</w:t>
+              <w:t>S01</w:t>
               <w:br/>
             </w:r>
             <w:r>
@@ -2868,7 +2868,7 @@
                 <w:color w:val="64748B"/>
                 <w:sz w:val="14"/>
               </w:rPr>
-              <w:t>Gouvernance / autres</w:t>
+              <w:t>Démographie</w:t>
             </w:r>
           </w:p>
         </w:tc>
@@ -2915,7 +2915,7 @@
                 <w:i w:val="0"/>
                 <w:sz w:val="17"/>
               </w:rPr>
-              <w:t>Incohérence détectée ! Le ménage a précédemment déclaré vivre « Bien » ou « Assez bien » selon son revenu en 20A.02.</w:t>
+              <w:t>Prière de verifier l'information donnée par RAMATOULAYE FAYE ou corriger au niveau de la section 1.</w:t>
             </w:r>
           </w:p>
         </w:tc>
@@ -3005,7 +3005,7 @@
                 <w:i w:val="0"/>
                 <w:sz w:val="17"/>
               </w:rPr>
-              <w:t>Prière de verifier l'information donnée par RAMATOULAYE FAYE ou corriger au niveau de la section 1.</w:t>
+              <w:t>Prière de verifier l'information donnée par SALIOU FAYE ou corriger au niveau de la section 1.</w:t>
             </w:r>
           </w:p>
         </w:tc>
@@ -3095,7 +3095,7 @@
                 <w:i w:val="0"/>
                 <w:sz w:val="17"/>
               </w:rPr>
-              <w:t>Prière de verifier l'information donnée par SALIOU FAYE ou corriger au niveau de la section 1.</w:t>
+              <w:t>Prière de verifier l'information donnée par IBRAHIMA FAYE ou corriger au niveau de la section 1.</w:t>
             </w:r>
           </w:p>
         </w:tc>
@@ -3185,7 +3185,7 @@
                 <w:i w:val="0"/>
                 <w:sz w:val="17"/>
               </w:rPr>
-              <w:t>Prière de verifier l'information donnée par IBRAHIMA FAYE ou corriger au niveau de la section 1.</w:t>
+              <w:t>Prière de verifier l'information donnée par MAHECOR FAYE ou corriger au niveau de la section 1.</w:t>
             </w:r>
           </w:p>
         </w:tc>
@@ -3275,7 +3275,7 @@
                 <w:i w:val="0"/>
                 <w:sz w:val="17"/>
               </w:rPr>
-              <w:t>Prière de verifier l'information donnée par MAHECOR FAYE ou corriger au niveau de la section 1.</w:t>
+              <w:t>Prière de verifier l'information donnée par MOUHAMED FAYE ou corriger au niveau de la section 1.</w:t>
             </w:r>
           </w:p>
         </w:tc>
@@ -3365,7 +3365,7 @@
                 <w:i w:val="0"/>
                 <w:sz w:val="17"/>
               </w:rPr>
-              <w:t>Prière de verifier l'information donnée par MOUHAMED FAYE ou corriger au niveau de la section 1.</w:t>
+              <w:t>Prière de verifier l'information donnée par SOULEYMANE FAYE ou corriger au niveau de la section 1.</w:t>
             </w:r>
           </w:p>
         </w:tc>
@@ -3424,7 +3424,7 @@
                 <w:color w:val="16A34A"/>
                 <w:sz w:val="16"/>
               </w:rPr>
-              <w:t>—</w:t>
+              <w:t>s01q10_1</w:t>
             </w:r>
           </w:p>
         </w:tc>
@@ -3455,547 +3455,7 @@
                 <w:i w:val="0"/>
                 <w:sz w:val="17"/>
               </w:rPr>
-              <w:t>Prière de verifier l'information donnée par SOULEYMANE FAYE ou corriger au niveau de la section 1.</w:t>
-            </w:r>
-          </w:p>
-        </w:tc>
-      </w:tr>
-      <w:tr>
-        <w:tc>
-          <w:tcPr>
-            <w:tcW w:type="dxa" w:w="964"/>
-          </w:tcPr>
-          <w:p>
-            <w:r>
-              <w:rPr>
-                <w:b/>
-                <w:i w:val="0"/>
-                <w:color w:val="EA580C"/>
-                <w:sz w:val="16"/>
-              </w:rPr>
-              <w:t>Moyenne</w:t>
-            </w:r>
-          </w:p>
-        </w:tc>
-        <w:tc>
-          <w:tcPr>
-            <w:tcW w:type="dxa" w:w="1247"/>
-          </w:tcPr>
-          <w:p>
-            <w:r>
-              <w:rPr>
-                <w:b/>
-                <w:i w:val="0"/>
-                <w:sz w:val="16"/>
-              </w:rPr>
-              <w:t>S01</w:t>
-              <w:br/>
-            </w:r>
-            <w:r>
-              <w:rPr>
-                <w:b w:val="0"/>
-                <w:i w:val="0"/>
-                <w:color w:val="64748B"/>
-                <w:sz w:val="14"/>
-              </w:rPr>
-              <w:t>Démographie</w:t>
-            </w:r>
-          </w:p>
-        </w:tc>
-        <w:tc>
-          <w:tcPr>
-            <w:tcW w:type="dxa" w:w="1531"/>
-          </w:tcPr>
-          <w:p>
-            <w:r>
-              <w:rPr>
-                <w:b/>
-                <w:i w:val="0"/>
-                <w:color w:val="16A34A"/>
-                <w:sz w:val="16"/>
-              </w:rPr>
-              <w:t>s01q10_1</w:t>
-            </w:r>
-          </w:p>
-        </w:tc>
-        <w:tc>
-          <w:tcPr>
-            <w:tcW w:type="dxa" w:w="1191"/>
-          </w:tcPr>
-          <w:p>
-            <w:r>
-              <w:rPr>
-                <w:b w:val="0"/>
-                <w:i w:val="0"/>
-                <w:color w:val="64748B"/>
-                <w:sz w:val="16"/>
-              </w:rPr>
-              <w:t>GT-CQ</w:t>
-            </w:r>
-          </w:p>
-        </w:tc>
-        <w:tc>
-          <w:tcPr>
-            <w:tcW w:type="dxa" w:w="4706"/>
-          </w:tcPr>
-          <w:p>
-            <w:r>
-              <w:rPr>
-                <w:b w:val="0"/>
-                <w:i w:val="0"/>
-                <w:sz w:val="17"/>
-              </w:rPr>
               <w:t>La taille du ménage lors de l'enquête principale (11) de ce ménage est inférieur à la taille du denombrement (12), prière de fournir des explications concrètes ou aller revisiter le ménage.</w:t>
-            </w:r>
-          </w:p>
-        </w:tc>
-      </w:tr>
-      <w:tr>
-        <w:tc>
-          <w:tcPr>
-            <w:tcW w:type="dxa" w:w="964"/>
-          </w:tcPr>
-          <w:p>
-            <w:r>
-              <w:rPr>
-                <w:b/>
-                <w:i w:val="0"/>
-                <w:color w:val="EA580C"/>
-                <w:sz w:val="16"/>
-              </w:rPr>
-              <w:t>Moyenne</w:t>
-            </w:r>
-          </w:p>
-        </w:tc>
-        <w:tc>
-          <w:tcPr>
-            <w:tcW w:type="dxa" w:w="1247"/>
-          </w:tcPr>
-          <w:p>
-            <w:r>
-              <w:rPr>
-                <w:b/>
-                <w:i w:val="0"/>
-                <w:sz w:val="16"/>
-              </w:rPr>
-              <w:t>S02</w:t>
-              <w:br/>
-            </w:r>
-            <w:r>
-              <w:rPr>
-                <w:b w:val="0"/>
-                <w:i w:val="0"/>
-                <w:color w:val="64748B"/>
-                <w:sz w:val="14"/>
-              </w:rPr>
-              <w:t>Éducation</w:t>
-            </w:r>
-          </w:p>
-        </w:tc>
-        <w:tc>
-          <w:tcPr>
-            <w:tcW w:type="dxa" w:w="1531"/>
-          </w:tcPr>
-          <w:p>
-            <w:r>
-              <w:rPr>
-                <w:b/>
-                <w:i w:val="0"/>
-                <w:color w:val="16A34A"/>
-                <w:sz w:val="16"/>
-              </w:rPr>
-              <w:t>—</w:t>
-            </w:r>
-          </w:p>
-        </w:tc>
-        <w:tc>
-          <w:tcPr>
-            <w:tcW w:type="dxa" w:w="1191"/>
-          </w:tcPr>
-          <w:p>
-            <w:r>
-              <w:rPr>
-                <w:b w:val="0"/>
-                <w:i w:val="0"/>
-                <w:color w:val="64748B"/>
-                <w:sz w:val="16"/>
-              </w:rPr>
-              <w:t>GT-CQ</w:t>
-            </w:r>
-          </w:p>
-        </w:tc>
-        <w:tc>
-          <w:tcPr>
-            <w:tcW w:type="dxa" w:w="4706"/>
-          </w:tcPr>
-          <w:p>
-            <w:r>
-              <w:rPr>
-                <w:b w:val="0"/>
-                <w:i w:val="0"/>
-                <w:sz w:val="17"/>
-              </w:rPr>
-              <w:t>veuillez, s'il vous plait, confirmer les frais de scolarité ( 3000 FCFA) payée de RAMATOULAYE FAYE avec le QG ou apporter les corrections nécessaires.</w:t>
-            </w:r>
-          </w:p>
-        </w:tc>
-      </w:tr>
-      <w:tr>
-        <w:tc>
-          <w:tcPr>
-            <w:tcW w:type="dxa" w:w="964"/>
-          </w:tcPr>
-          <w:p>
-            <w:r>
-              <w:rPr>
-                <w:b/>
-                <w:i w:val="0"/>
-                <w:color w:val="EA580C"/>
-                <w:sz w:val="16"/>
-              </w:rPr>
-              <w:t>Moyenne</w:t>
-            </w:r>
-          </w:p>
-        </w:tc>
-        <w:tc>
-          <w:tcPr>
-            <w:tcW w:type="dxa" w:w="1247"/>
-          </w:tcPr>
-          <w:p>
-            <w:r>
-              <w:rPr>
-                <w:b/>
-                <w:i w:val="0"/>
-                <w:sz w:val="16"/>
-              </w:rPr>
-              <w:t>S02</w:t>
-              <w:br/>
-            </w:r>
-            <w:r>
-              <w:rPr>
-                <w:b w:val="0"/>
-                <w:i w:val="0"/>
-                <w:color w:val="64748B"/>
-                <w:sz w:val="14"/>
-              </w:rPr>
-              <w:t>Éducation</w:t>
-            </w:r>
-          </w:p>
-        </w:tc>
-        <w:tc>
-          <w:tcPr>
-            <w:tcW w:type="dxa" w:w="1531"/>
-          </w:tcPr>
-          <w:p>
-            <w:r>
-              <w:rPr>
-                <w:b/>
-                <w:i w:val="0"/>
-                <w:color w:val="16A34A"/>
-                <w:sz w:val="16"/>
-              </w:rPr>
-              <w:t>—</w:t>
-            </w:r>
-          </w:p>
-        </w:tc>
-        <w:tc>
-          <w:tcPr>
-            <w:tcW w:type="dxa" w:w="1191"/>
-          </w:tcPr>
-          <w:p>
-            <w:r>
-              <w:rPr>
-                <w:b w:val="0"/>
-                <w:i w:val="0"/>
-                <w:color w:val="64748B"/>
-                <w:sz w:val="16"/>
-              </w:rPr>
-              <w:t>GT-CQ</w:t>
-            </w:r>
-          </w:p>
-        </w:tc>
-        <w:tc>
-          <w:tcPr>
-            <w:tcW w:type="dxa" w:w="4706"/>
-          </w:tcPr>
-          <w:p>
-            <w:r>
-              <w:rPr>
-                <w:b w:val="0"/>
-                <w:i w:val="0"/>
-                <w:sz w:val="17"/>
-              </w:rPr>
-              <w:t>veuillez, s'il vous plait, confirmer les frais de scolarité ( 3000 FCFA) payée de SALIOU FAYE avec le QG ou apporter les corrections nécessaires.</w:t>
-            </w:r>
-          </w:p>
-        </w:tc>
-      </w:tr>
-      <w:tr>
-        <w:tc>
-          <w:tcPr>
-            <w:tcW w:type="dxa" w:w="964"/>
-          </w:tcPr>
-          <w:p>
-            <w:r>
-              <w:rPr>
-                <w:b/>
-                <w:i w:val="0"/>
-                <w:color w:val="EA580C"/>
-                <w:sz w:val="16"/>
-              </w:rPr>
-              <w:t>Moyenne</w:t>
-            </w:r>
-          </w:p>
-        </w:tc>
-        <w:tc>
-          <w:tcPr>
-            <w:tcW w:type="dxa" w:w="1247"/>
-          </w:tcPr>
-          <w:p>
-            <w:r>
-              <w:rPr>
-                <w:b/>
-                <w:i w:val="0"/>
-                <w:sz w:val="16"/>
-              </w:rPr>
-              <w:t>S02</w:t>
-              <w:br/>
-            </w:r>
-            <w:r>
-              <w:rPr>
-                <w:b w:val="0"/>
-                <w:i w:val="0"/>
-                <w:color w:val="64748B"/>
-                <w:sz w:val="14"/>
-              </w:rPr>
-              <w:t>Éducation</w:t>
-            </w:r>
-          </w:p>
-        </w:tc>
-        <w:tc>
-          <w:tcPr>
-            <w:tcW w:type="dxa" w:w="1531"/>
-          </w:tcPr>
-          <w:p>
-            <w:r>
-              <w:rPr>
-                <w:b/>
-                <w:i w:val="0"/>
-                <w:color w:val="16A34A"/>
-                <w:sz w:val="16"/>
-              </w:rPr>
-              <w:t>—</w:t>
-            </w:r>
-          </w:p>
-        </w:tc>
-        <w:tc>
-          <w:tcPr>
-            <w:tcW w:type="dxa" w:w="1191"/>
-          </w:tcPr>
-          <w:p>
-            <w:r>
-              <w:rPr>
-                <w:b w:val="0"/>
-                <w:i w:val="0"/>
-                <w:color w:val="64748B"/>
-                <w:sz w:val="16"/>
-              </w:rPr>
-              <w:t>GT-CQ</w:t>
-            </w:r>
-          </w:p>
-        </w:tc>
-        <w:tc>
-          <w:tcPr>
-            <w:tcW w:type="dxa" w:w="4706"/>
-          </w:tcPr>
-          <w:p>
-            <w:r>
-              <w:rPr>
-                <w:b w:val="0"/>
-                <w:i w:val="0"/>
-                <w:sz w:val="17"/>
-              </w:rPr>
-              <w:t>veuillez, s'il vous plait, confirmer les frais de scolarité ( 500 FCFA) payée de IBRAHIMA FAYE avec le QG ou apporter les corrections nécessaires.</w:t>
-            </w:r>
-          </w:p>
-        </w:tc>
-      </w:tr>
-      <w:tr>
-        <w:tc>
-          <w:tcPr>
-            <w:tcW w:type="dxa" w:w="964"/>
-          </w:tcPr>
-          <w:p>
-            <w:r>
-              <w:rPr>
-                <w:b/>
-                <w:i w:val="0"/>
-                <w:color w:val="EA580C"/>
-                <w:sz w:val="16"/>
-              </w:rPr>
-              <w:t>Moyenne</w:t>
-            </w:r>
-          </w:p>
-        </w:tc>
-        <w:tc>
-          <w:tcPr>
-            <w:tcW w:type="dxa" w:w="1247"/>
-          </w:tcPr>
-          <w:p>
-            <w:r>
-              <w:rPr>
-                <w:b/>
-                <w:i w:val="0"/>
-                <w:sz w:val="16"/>
-              </w:rPr>
-              <w:t>S02</w:t>
-              <w:br/>
-            </w:r>
-            <w:r>
-              <w:rPr>
-                <w:b w:val="0"/>
-                <w:i w:val="0"/>
-                <w:color w:val="64748B"/>
-                <w:sz w:val="14"/>
-              </w:rPr>
-              <w:t>Éducation</w:t>
-            </w:r>
-          </w:p>
-        </w:tc>
-        <w:tc>
-          <w:tcPr>
-            <w:tcW w:type="dxa" w:w="1531"/>
-          </w:tcPr>
-          <w:p>
-            <w:r>
-              <w:rPr>
-                <w:b/>
-                <w:i w:val="0"/>
-                <w:color w:val="16A34A"/>
-                <w:sz w:val="16"/>
-              </w:rPr>
-              <w:t>—</w:t>
-            </w:r>
-          </w:p>
-        </w:tc>
-        <w:tc>
-          <w:tcPr>
-            <w:tcW w:type="dxa" w:w="1191"/>
-          </w:tcPr>
-          <w:p>
-            <w:r>
-              <w:rPr>
-                <w:b w:val="0"/>
-                <w:i w:val="0"/>
-                <w:color w:val="64748B"/>
-                <w:sz w:val="16"/>
-              </w:rPr>
-              <w:t>GT-CQ</w:t>
-            </w:r>
-          </w:p>
-        </w:tc>
-        <w:tc>
-          <w:tcPr>
-            <w:tcW w:type="dxa" w:w="4706"/>
-          </w:tcPr>
-          <w:p>
-            <w:r>
-              <w:rPr>
-                <w:b w:val="0"/>
-                <w:i w:val="0"/>
-                <w:sz w:val="17"/>
-              </w:rPr>
-              <w:t>veuillez, s'il vous plait, confirmer les frais de scolarité ( 500 FCFA) payée de MAHECOR FAYE avec le QG ou apporter les corrections nécessaires.</w:t>
-            </w:r>
-          </w:p>
-        </w:tc>
-      </w:tr>
-      <w:tr>
-        <w:tc>
-          <w:tcPr>
-            <w:tcW w:type="dxa" w:w="964"/>
-          </w:tcPr>
-          <w:p>
-            <w:r>
-              <w:rPr>
-                <w:b/>
-                <w:i w:val="0"/>
-                <w:color w:val="EA580C"/>
-                <w:sz w:val="16"/>
-              </w:rPr>
-              <w:t>Moyenne</w:t>
-            </w:r>
-          </w:p>
-        </w:tc>
-        <w:tc>
-          <w:tcPr>
-            <w:tcW w:type="dxa" w:w="1247"/>
-          </w:tcPr>
-          <w:p>
-            <w:r>
-              <w:rPr>
-                <w:b/>
-                <w:i w:val="0"/>
-                <w:sz w:val="16"/>
-              </w:rPr>
-              <w:t>S02</w:t>
-              <w:br/>
-            </w:r>
-            <w:r>
-              <w:rPr>
-                <w:b w:val="0"/>
-                <w:i w:val="0"/>
-                <w:color w:val="64748B"/>
-                <w:sz w:val="14"/>
-              </w:rPr>
-              <w:t>Éducation</w:t>
-            </w:r>
-          </w:p>
-        </w:tc>
-        <w:tc>
-          <w:tcPr>
-            <w:tcW w:type="dxa" w:w="1531"/>
-          </w:tcPr>
-          <w:p>
-            <w:r>
-              <w:rPr>
-                <w:b/>
-                <w:i w:val="0"/>
-                <w:color w:val="16A34A"/>
-                <w:sz w:val="16"/>
-              </w:rPr>
-              <w:t>—</w:t>
-            </w:r>
-          </w:p>
-        </w:tc>
-        <w:tc>
-          <w:tcPr>
-            <w:tcW w:type="dxa" w:w="1191"/>
-          </w:tcPr>
-          <w:p>
-            <w:r>
-              <w:rPr>
-                <w:b w:val="0"/>
-                <w:i w:val="0"/>
-                <w:color w:val="64748B"/>
-                <w:sz w:val="16"/>
-              </w:rPr>
-              <w:t>GT-CQ</w:t>
-            </w:r>
-          </w:p>
-        </w:tc>
-        <w:tc>
-          <w:tcPr>
-            <w:tcW w:type="dxa" w:w="4706"/>
-          </w:tcPr>
-          <w:p>
-            <w:r>
-              <w:rPr>
-                <w:b w:val="0"/>
-                <w:i w:val="0"/>
-                <w:sz w:val="17"/>
-              </w:rPr>
-              <w:t>veuillez, s'il vous plait, confirmer les frais de scolarité ( 500 FCFA) payée de MOUHAMED FAYE avec le QG ou apporter les corrections nécessaires.</w:t>
             </w:r>
           </w:p>
         </w:tc>
